--- a/sample-data/knowledge-docs/Meeting-Notes/Marketing_Campaign_Planning_Jan_29.docx
+++ b/sample-data/knowledge-docs/Meeting-Notes/Marketing_Campaign_Planning_Jan_29.docx
@@ -22,7 +22,7 @@
           <w:sz w:val="28"/>
           <w:szCs w:val="28"/>
         </w:rPr>
-        <w:t xml:space="preserve">Fictional Non Existent LLC</w:t>
+        <w:t xml:space="preserve">Nobler Works</w:t>
       </w:r>
     </w:p>
     <w:p>
